--- a/output/docx/ru/BUFR_TableD_ru_06.docx
+++ b/output/docx/ru/BUFR_TableD_ru_06.docx
@@ -11106,7 +11106,7 @@
                 <w:b w:val="0"/>
                 <w:sz w:val="16"/>
               </w:rPr>
-              <w:t>Note 42: Область значения для параметра 0 04 015 лимитирована от -99 до 99; общая последовательность D 06 019 кода CREX является исходной последовательностью с 2 символами только для соответствующего дескриптора.</w:t>
+              <w:t>Note D42: Область значения для параметра 0 04 015 лимитирована от -99 до 99; общая последовательность D 06 019 кода CREX является исходной последовательностью с 2 символами только для соответствующего дескриптора.</w:t>
             </w:r>
           </w:p>
         </w:tc>
@@ -11390,7 +11390,7 @@
                 <w:b w:val="0"/>
                 <w:sz w:val="16"/>
               </w:rPr>
-              <w:t>Note 69: Данная последовательность исключена из-за неправильного использования дескриптора 0 04 075; вместо нее должна использоваться последовательность 3 06 019.</w:t>
+              <w:t>Note D69: Данная последовательность исключена из-за неправильного использования дескриптора 0 04 075; вместо нее должна использоваться последовательность 3 06 019.</w:t>
             </w:r>
           </w:p>
         </w:tc>
@@ -11470,7 +11470,7 @@
                 <w:b w:val="0"/>
                 <w:sz w:val="16"/>
               </w:rPr>
-              <w:t>Note 69: Данная последовательность исключена из-за неправильного использования дескриптора 0 04 075; вместо нее должна использоваться последовательность 3 06 019.</w:t>
+              <w:t>Note D69: Данная последовательность исключена из-за неправильного использования дескриптора 0 04 075; вместо нее должна использоваться последовательность 3 06 019.</w:t>
             </w:r>
           </w:p>
         </w:tc>
@@ -11550,7 +11550,7 @@
                 <w:b w:val="0"/>
                 <w:sz w:val="16"/>
               </w:rPr>
-              <w:t>Note 69: Данная последовательность исключена из-за неправильного использования дескриптора 0 04 075; вместо нее должна использоваться последовательность 3 06 019.</w:t>
+              <w:t>Note D69: Данная последовательность исключена из-за неправильного использования дескриптора 0 04 075; вместо нее должна использоваться последовательность 3 06 019.</w:t>
             </w:r>
           </w:p>
         </w:tc>
@@ -11630,7 +11630,7 @@
                 <w:b w:val="0"/>
                 <w:sz w:val="16"/>
               </w:rPr>
-              <w:t>Note 69: Данная последовательность исключена из-за неправильного использования дескриптора 0 04 075; вместо нее должна использоваться последовательность 3 06 019.</w:t>
+              <w:t>Note D69: Данная последовательность исключена из-за неправильного использования дескриптора 0 04 075; вместо нее должна использоваться последовательность 3 06 019.</w:t>
             </w:r>
           </w:p>
         </w:tc>
@@ -11710,7 +11710,7 @@
                 <w:b w:val="0"/>
                 <w:sz w:val="16"/>
               </w:rPr>
-              <w:t>Note 69: Данная последовательность исключена из-за неправильного использования дескриптора 0 04 075; вместо нее должна использоваться последовательность 3 06 019.</w:t>
+              <w:t>Note D69: Данная последовательность исключена из-за неправильного использования дескриптора 0 04 075; вместо нее должна использоваться последовательность 3 06 019.</w:t>
             </w:r>
           </w:p>
         </w:tc>
@@ -11790,7 +11790,7 @@
                 <w:b w:val="0"/>
                 <w:sz w:val="16"/>
               </w:rPr>
-              <w:t>Note 69: Данная последовательность исключена из-за неправильного использования дескриптора 0 04 075; вместо нее должна использоваться последовательность 3 06 019.</w:t>
+              <w:t>Note D69: Данная последовательность исключена из-за неправильного использования дескриптора 0 04 075; вместо нее должна использоваться последовательность 3 06 019.</w:t>
             </w:r>
           </w:p>
         </w:tc>
@@ -11870,7 +11870,7 @@
                 <w:b w:val="0"/>
                 <w:sz w:val="16"/>
               </w:rPr>
-              <w:t>Note 69: Данная последовательность исключена из-за неправильного использования дескриптора 0 04 075; вместо нее должна использоваться последовательность 3 06 019.</w:t>
+              <w:t>Note D69: Данная последовательность исключена из-за неправильного использования дескриптора 0 04 075; вместо нее должна использоваться последовательность 3 06 019.</w:t>
             </w:r>
           </w:p>
         </w:tc>
@@ -11950,7 +11950,7 @@
                 <w:b w:val="0"/>
                 <w:sz w:val="16"/>
               </w:rPr>
-              <w:t>Note 69: Данная последовательность исключена из-за неправильного использования дескриптора 0 04 075; вместо нее должна использоваться последовательность 3 06 019.</w:t>
+              <w:t>Note D69: Данная последовательность исключена из-за неправильного использования дескриптора 0 04 075; вместо нее должна использоваться последовательность 3 06 019.</w:t>
             </w:r>
           </w:p>
         </w:tc>
@@ -13588,7 +13588,7 @@
                 <w:b w:val="0"/>
                 <w:sz w:val="16"/>
               </w:rPr>
-              <w:t>Note 68: Данная последовательность исключена из-за неправильного использования дескриптора 0 04 075 в последовательности 3 06 020; вместо нее должна использоваться последовательность 3 06 025.</w:t>
+              <w:t>Note D68: Данная последовательность исключена из-за неправильного использования дескриптора 0 04 075 в последовательности 3 06 020; вместо нее должна использоваться последовательность 3 06 025.</w:t>
             </w:r>
           </w:p>
         </w:tc>
@@ -13668,7 +13668,7 @@
                 <w:b w:val="0"/>
                 <w:sz w:val="16"/>
               </w:rPr>
-              <w:t>Note 68: Данная последовательность исключена из-за неправильного использования дескриптора 0 04 075 в последовательности 3 06 020; вместо нее должна использоваться последовательность 3 06 025.</w:t>
+              <w:t>Note D68: Данная последовательность исключена из-за неправильного использования дескриптора 0 04 075 в последовательности 3 06 020; вместо нее должна использоваться последовательность 3 06 025.</w:t>
             </w:r>
           </w:p>
         </w:tc>
@@ -13748,7 +13748,7 @@
                 <w:b w:val="0"/>
                 <w:sz w:val="16"/>
               </w:rPr>
-              <w:t>Note 68: Данная последовательность исключена из-за неправильного использования дескриптора 0 04 075 в последовательности 3 06 020; вместо нее должна использоваться последовательность 3 06 025.</w:t>
+              <w:t>Note D68: Данная последовательность исключена из-за неправильного использования дескриптора 0 04 075 в последовательности 3 06 020; вместо нее должна использоваться последовательность 3 06 025.</w:t>
             </w:r>
           </w:p>
         </w:tc>
@@ -13828,7 +13828,7 @@
                 <w:b w:val="0"/>
                 <w:sz w:val="16"/>
               </w:rPr>
-              <w:t>Note 68: Данная последовательность исключена из-за неправильного использования дескриптора 0 04 075 в последовательности 3 06 020; вместо нее должна использоваться последовательность 3 06 025.</w:t>
+              <w:t>Note D68: Данная последовательность исключена из-за неправильного использования дескриптора 0 04 075 в последовательности 3 06 020; вместо нее должна использоваться последовательность 3 06 025.</w:t>
             </w:r>
           </w:p>
         </w:tc>
